--- a/Space_News_28_09_2026.docx
+++ b/Space_News_28_09_2026.docx
@@ -155,7 +155,7 @@
           <w:b/>
           <w:sz w:val="26"/>
         </w:rPr>
-        <w:t>1. Rain and snowfall cause temperature drop across State</w:t>
+        <w:t>1. Silver Touch Technologies Receives ISRO Purchase Order For Workstations Delivery By February 2, 2027 - Sahi</w:t>
       </w:r>
     </w:p>
     <w:p>
@@ -164,95 +164,6 @@
         <w:jc w:val="left"/>
       </w:pPr>
       <w:hyperlink r:id="rId12">
-        <w:r>
-          <w:rPr>
-            <w:color w:val="0000FF"/>
-            <w:u w:val="single"/>
-          </w:rPr>
-          <w:t>Read more</w:t>
-        </w:r>
-      </w:hyperlink>
-    </w:p>
-    <w:p>
-      <w:pPr>
-        <w:spacing w:after="120"/>
-        <w:jc w:val="center"/>
-      </w:pPr>
-      <w:r>
-        <w:drawing>
-          <wp:inline xmlns:a="http://schemas.openxmlformats.org/drawingml/2006/main" xmlns:pic="http://schemas.openxmlformats.org/drawingml/2006/picture">
-            <wp:extent cx="4389120" cy="4389120"/>
-            <wp:docPr id="3" name="Picture 3"/>
-            <wp:cNvGraphicFramePr>
-              <a:graphicFrameLocks noChangeAspect="1"/>
-            </wp:cNvGraphicFramePr>
-            <a:graphic>
-              <a:graphicData uri="http://schemas.openxmlformats.org/drawingml/2006/picture">
-                <pic:pic>
-                  <pic:nvPicPr>
-                    <pic:cNvPr id="0" name="image.png"/>
-                    <pic:cNvPicPr/>
-                  </pic:nvPicPr>
-                  <pic:blipFill>
-                    <a:blip r:embed="rId13"/>
-                    <a:stretch>
-                      <a:fillRect/>
-                    </a:stretch>
-                  </pic:blipFill>
-                  <pic:spPr>
-                    <a:xfrm>
-                      <a:off x="0" y="0"/>
-                      <a:ext cx="4389120" cy="4389120"/>
-                    </a:xfrm>
-                    <a:prstGeom prst="rect"/>
-                  </pic:spPr>
-                </pic:pic>
-              </a:graphicData>
-            </a:graphic>
-          </wp:inline>
-        </w:drawing>
-      </w:r>
-    </w:p>
-    <w:p>
-      <w:pPr>
-        <w:spacing w:after="120" w:line="276" w:lineRule="auto"/>
-        <w:jc w:val="both"/>
-      </w:pPr>
-      <w:r>
-        <w:rPr>
-          <w:rFonts w:ascii="Times New Roman" w:hAnsi="Times New Roman"/>
-          <w:sz w:val="24"/>
-        </w:rPr>
-        <w:t>PIONEER EDGE NEWS SERVICE/Dehradun Consistent rainfall for the past two days and snowfall in some high altitude regions caused a considerable drop in temperatures across the State on Sunday. Maximum temperatures dropped by eight to 12 degrees Celsius below normal in various parts of the State causing people to turn off fans and opt for warmer clothing. The weather is expected to remain similar on Monday with the State Meteorological Centre issuing a yellow warning for heavy rain likely to occur at isolated places in Uttarkashi and Dehradun districts. Thunderstorms accompanied by lightning and intense to very intense spells of rain are likely to occur at isolated places in districts of the Garhwal region. Apart from this, light to moderate rain / thundershowers are likely to occur at many places in the mountainous districts. Light to moderate rain / thundershowers are also likely to occur at a few places in Haridwar and Udham Singh Nagar districts today. The provisional State capital Dehradun is forecast to witness a partly cloudy sky. One or two spells of very light to light rain/thundershowers are likely to occur at isolated places. The maximum and minimum temperatures are likely to be around 27 degrees Celsius and 18 degrees Celsius respectively. Meanwhile on Sunday, the maximum temperature in Dehradun was nine degrees below normal at 21.1 degrees Celsius while the minimum was two degrees below normal at 18.4 degrees Celsius. Pantnagar recorded a maximum of 24.5 degrees Celsius, eight degrees below normal while the minimum was two degrees below normal at 20 degrees Celsius. The maximum temperature dropped eight degrees below normal at 13.3 degrees Celsius while the minimum was 11.5 degrees Celsius in Mukteshwar. Similarly, the maximum dropped 12 degrees below normal at 14 degrees Celsius while the minimum dropped six degrees below normal at 8.8 degrees Celsius in New Tehri. Light to moderate rain was reported in most parts of the State.</w:t>
-      </w:r>
-    </w:p>
-    <w:p>
-      <w:pPr>
-        <w:pBdr>
-          <w:bottom w:val="single" w:sz="6" w:space="6" w:color="A6A6A6"/>
-        </w:pBdr>
-      </w:pPr>
-    </w:p>
-    <w:p/>
-    <w:p>
-      <w:pPr>
-        <w:spacing w:after="60"/>
-      </w:pPr>
-      <w:r>
-        <w:rPr>
-          <w:rFonts w:ascii="Times New Roman" w:hAnsi="Times New Roman"/>
-          <w:b/>
-          <w:sz w:val="26"/>
-        </w:rPr>
-        <w:t>2. Silver Touch Technologies Receives ISRO Purchase Order For Workstations Delivery By February 2, 2027 - Sahi</w:t>
-      </w:r>
-    </w:p>
-    <w:p>
-      <w:pPr>
-        <w:spacing w:after="80"/>
-        <w:jc w:val="left"/>
-      </w:pPr>
-      <w:hyperlink r:id="rId14">
         <w:r>
           <w:rPr>
             <w:color w:val="0000FF"/>
@@ -293,7 +204,7 @@
           <w:b/>
           <w:sz w:val="26"/>
         </w:rPr>
-        <w:t>3. 'Leave ISRO ALONE!' - Rediff</w:t>
+        <w:t>2. 'Leave ISRO ALONE!' - Rediff</w:t>
       </w:r>
     </w:p>
     <w:p>
@@ -301,7 +212,7 @@
         <w:spacing w:after="80"/>
         <w:jc w:val="left"/>
       </w:pPr>
-      <w:hyperlink r:id="rId15">
+      <w:hyperlink r:id="rId13">
         <w:r>
           <w:rPr>
             <w:color w:val="0000FF"/>
@@ -310,6 +221,46 @@
           <w:t>Read more</w:t>
         </w:r>
       </w:hyperlink>
+    </w:p>
+    <w:p>
+      <w:pPr>
+        <w:spacing w:after="120"/>
+        <w:jc w:val="center"/>
+      </w:pPr>
+      <w:r>
+        <w:drawing>
+          <wp:inline xmlns:a="http://schemas.openxmlformats.org/drawingml/2006/main" xmlns:pic="http://schemas.openxmlformats.org/drawingml/2006/picture">
+            <wp:extent cx="4389120" cy="2464253"/>
+            <wp:docPr id="3" name="Picture 3"/>
+            <wp:cNvGraphicFramePr>
+              <a:graphicFrameLocks noChangeAspect="1"/>
+            </wp:cNvGraphicFramePr>
+            <a:graphic>
+              <a:graphicData uri="http://schemas.openxmlformats.org/drawingml/2006/picture">
+                <pic:pic>
+                  <pic:nvPicPr>
+                    <pic:cNvPr id="0" name="image.png"/>
+                    <pic:cNvPicPr/>
+                  </pic:nvPicPr>
+                  <pic:blipFill>
+                    <a:blip r:embed="rId14"/>
+                    <a:stretch>
+                      <a:fillRect/>
+                    </a:stretch>
+                  </pic:blipFill>
+                  <pic:spPr>
+                    <a:xfrm>
+                      <a:off x="0" y="0"/>
+                      <a:ext cx="4389120" cy="2464253"/>
+                    </a:xfrm>
+                    <a:prstGeom prst="rect"/>
+                  </pic:spPr>
+                </pic:pic>
+              </a:graphicData>
+            </a:graphic>
+          </wp:inline>
+        </w:drawing>
+      </w:r>
     </w:p>
     <w:p>
       <w:pPr>
@@ -342,7 +293,7 @@
           <w:b/>
           <w:sz w:val="26"/>
         </w:rPr>
-        <w:t>4. Tamil Nadu readies workforce for ISRO facility, engineering grads to build satellite modules - The New Indian Express</w:t>
+        <w:t>3. Tamil Nadu readies workforce for ISRO facility, engineering grads to build satellite modules - The New Indian Express</w:t>
       </w:r>
     </w:p>
     <w:p>
@@ -350,7 +301,7 @@
         <w:spacing w:after="80"/>
         <w:jc w:val="left"/>
       </w:pPr>
-      <w:hyperlink r:id="rId16">
+      <w:hyperlink r:id="rId15">
         <w:r>
           <w:rPr>
             <w:color w:val="0000FF"/>
@@ -359,6 +310,46 @@
           <w:t>Read more</w:t>
         </w:r>
       </w:hyperlink>
+    </w:p>
+    <w:p>
+      <w:pPr>
+        <w:spacing w:after="120"/>
+        <w:jc w:val="center"/>
+      </w:pPr>
+      <w:r>
+        <w:drawing>
+          <wp:inline xmlns:a="http://schemas.openxmlformats.org/drawingml/2006/main" xmlns:pic="http://schemas.openxmlformats.org/drawingml/2006/picture">
+            <wp:extent cx="4389120" cy="2554605"/>
+            <wp:docPr id="4" name="Picture 4"/>
+            <wp:cNvGraphicFramePr>
+              <a:graphicFrameLocks noChangeAspect="1"/>
+            </wp:cNvGraphicFramePr>
+            <a:graphic>
+              <a:graphicData uri="http://schemas.openxmlformats.org/drawingml/2006/picture">
+                <pic:pic>
+                  <pic:nvPicPr>
+                    <pic:cNvPr id="0" name="image.png"/>
+                    <pic:cNvPicPr/>
+                  </pic:nvPicPr>
+                  <pic:blipFill>
+                    <a:blip r:embed="rId16"/>
+                    <a:stretch>
+                      <a:fillRect/>
+                    </a:stretch>
+                  </pic:blipFill>
+                  <pic:spPr>
+                    <a:xfrm>
+                      <a:off x="0" y="0"/>
+                      <a:ext cx="4389120" cy="2554605"/>
+                    </a:xfrm>
+                    <a:prstGeom prst="rect"/>
+                  </pic:spPr>
+                </pic:pic>
+              </a:graphicData>
+            </a:graphic>
+          </wp:inline>
+        </w:drawing>
+      </w:r>
     </w:p>
     <w:p>
       <w:pPr>
@@ -391,7 +382,7 @@
           <w:b/>
           <w:sz w:val="26"/>
         </w:rPr>
-        <w:t>5. Silver Touch Technologies receives order from Space Applications Centre, ISRO - Business Standard</w:t>
+        <w:t>4. Silver Touch Technologies receives order from Space Applications Centre, ISRO - Business Standard</w:t>
       </w:r>
     </w:p>
     <w:p>
@@ -440,7 +431,7 @@
           <w:b/>
           <w:sz w:val="26"/>
         </w:rPr>
-        <w:t>6. Isro's navigation satellite NVS-03 launch in Oct to reactivate NavIC, spell good news for security forces - The Times of India</w:t>
+        <w:t>5. Isro's navigation satellite NVS-03 launch in Oct to reactivate NavIC, spell good news for security forces - The Times of India</w:t>
       </w:r>
     </w:p>
     <w:p>
@@ -457,6 +448,46 @@
           <w:t>Read more</w:t>
         </w:r>
       </w:hyperlink>
+    </w:p>
+    <w:p>
+      <w:pPr>
+        <w:spacing w:after="120"/>
+        <w:jc w:val="center"/>
+      </w:pPr>
+      <w:r>
+        <w:drawing>
+          <wp:inline xmlns:a="http://schemas.openxmlformats.org/drawingml/2006/main" xmlns:pic="http://schemas.openxmlformats.org/drawingml/2006/picture">
+            <wp:extent cx="4389120" cy="2468880"/>
+            <wp:docPr id="5" name="Picture 5"/>
+            <wp:cNvGraphicFramePr>
+              <a:graphicFrameLocks noChangeAspect="1"/>
+            </wp:cNvGraphicFramePr>
+            <a:graphic>
+              <a:graphicData uri="http://schemas.openxmlformats.org/drawingml/2006/picture">
+                <pic:pic>
+                  <pic:nvPicPr>
+                    <pic:cNvPr id="0" name="image.png"/>
+                    <pic:cNvPicPr/>
+                  </pic:nvPicPr>
+                  <pic:blipFill>
+                    <a:blip r:embed="rId19"/>
+                    <a:stretch>
+                      <a:fillRect/>
+                    </a:stretch>
+                  </pic:blipFill>
+                  <pic:spPr>
+                    <a:xfrm>
+                      <a:off x="0" y="0"/>
+                      <a:ext cx="4389120" cy="2468880"/>
+                    </a:xfrm>
+                    <a:prstGeom prst="rect"/>
+                  </pic:spPr>
+                </pic:pic>
+              </a:graphicData>
+            </a:graphic>
+          </wp:inline>
+        </w:drawing>
+      </w:r>
     </w:p>
     <w:p>
       <w:pPr>
@@ -489,7 +520,7 @@
           <w:b/>
           <w:sz w:val="26"/>
         </w:rPr>
-        <w:t>7. Silver Touch Technologies Secures High-Performance Computing Order from ISRO's Space Applications Centre - EquityBulls</w:t>
+        <w:t>6. Silver Touch Technologies Secures High-Performance Computing Order from ISRO's Space Applications Centre - EquityBulls</w:t>
       </w:r>
     </w:p>
     <w:p>
@@ -497,7 +528,7 @@
         <w:spacing w:after="80"/>
         <w:jc w:val="left"/>
       </w:pPr>
-      <w:hyperlink r:id="rId19">
+      <w:hyperlink r:id="rId20">
         <w:r>
           <w:rPr>
             <w:color w:val="0000FF"/>
@@ -506,6 +537,46 @@
           <w:t>Read more</w:t>
         </w:r>
       </w:hyperlink>
+    </w:p>
+    <w:p>
+      <w:pPr>
+        <w:spacing w:after="120"/>
+        <w:jc w:val="center"/>
+      </w:pPr>
+      <w:r>
+        <w:drawing>
+          <wp:inline xmlns:a="http://schemas.openxmlformats.org/drawingml/2006/main" xmlns:pic="http://schemas.openxmlformats.org/drawingml/2006/picture">
+            <wp:extent cx="4389120" cy="2438400"/>
+            <wp:docPr id="6" name="Picture 6"/>
+            <wp:cNvGraphicFramePr>
+              <a:graphicFrameLocks noChangeAspect="1"/>
+            </wp:cNvGraphicFramePr>
+            <a:graphic>
+              <a:graphicData uri="http://schemas.openxmlformats.org/drawingml/2006/picture">
+                <pic:pic>
+                  <pic:nvPicPr>
+                    <pic:cNvPr id="0" name="image.png"/>
+                    <pic:cNvPicPr/>
+                  </pic:nvPicPr>
+                  <pic:blipFill>
+                    <a:blip r:embed="rId21"/>
+                    <a:stretch>
+                      <a:fillRect/>
+                    </a:stretch>
+                  </pic:blipFill>
+                  <pic:spPr>
+                    <a:xfrm>
+                      <a:off x="0" y="0"/>
+                      <a:ext cx="4389120" cy="2438400"/>
+                    </a:xfrm>
+                    <a:prstGeom prst="rect"/>
+                  </pic:spPr>
+                </pic:pic>
+              </a:graphicData>
+            </a:graphic>
+          </wp:inline>
+        </w:drawing>
+      </w:r>
     </w:p>
     <w:p>
       <w:pPr>
@@ -538,7 +609,7 @@
           <w:b/>
           <w:sz w:val="26"/>
         </w:rPr>
-        <w:t>8. 7 SpaceX rocket details that challenge what you know about launches</w:t>
+        <w:t>7. 7 SpaceX rocket details that challenge what you know about launches</w:t>
       </w:r>
     </w:p>
     <w:p>
@@ -546,7 +617,7 @@
         <w:spacing w:after="80"/>
         <w:jc w:val="left"/>
       </w:pPr>
-      <w:hyperlink r:id="rId20">
+      <w:hyperlink r:id="rId22">
         <w:r>
           <w:rPr>
             <w:color w:val="0000FF"/>
@@ -555,6 +626,46 @@
           <w:t>Read more</w:t>
         </w:r>
       </w:hyperlink>
+    </w:p>
+    <w:p>
+      <w:pPr>
+        <w:spacing w:after="120"/>
+        <w:jc w:val="center"/>
+      </w:pPr>
+      <w:r>
+        <w:drawing>
+          <wp:inline xmlns:a="http://schemas.openxmlformats.org/drawingml/2006/main" xmlns:pic="http://schemas.openxmlformats.org/drawingml/2006/picture">
+            <wp:extent cx="4389120" cy="2470912"/>
+            <wp:docPr id="7" name="Picture 7"/>
+            <wp:cNvGraphicFramePr>
+              <a:graphicFrameLocks noChangeAspect="1"/>
+            </wp:cNvGraphicFramePr>
+            <a:graphic>
+              <a:graphicData uri="http://schemas.openxmlformats.org/drawingml/2006/picture">
+                <pic:pic>
+                  <pic:nvPicPr>
+                    <pic:cNvPr id="0" name="image.png"/>
+                    <pic:cNvPicPr/>
+                  </pic:nvPicPr>
+                  <pic:blipFill>
+                    <a:blip r:embed="rId23"/>
+                    <a:stretch>
+                      <a:fillRect/>
+                    </a:stretch>
+                  </pic:blipFill>
+                  <pic:spPr>
+                    <a:xfrm>
+                      <a:off x="0" y="0"/>
+                      <a:ext cx="4389120" cy="2470912"/>
+                    </a:xfrm>
+                    <a:prstGeom prst="rect"/>
+                  </pic:spPr>
+                </pic:pic>
+              </a:graphicData>
+            </a:graphic>
+          </wp:inline>
+        </w:drawing>
+      </w:r>
     </w:p>
     <w:p>
       <w:pPr>
@@ -587,7 +698,7 @@
           <w:b/>
           <w:sz w:val="26"/>
         </w:rPr>
-        <w:t>9. China conducts satellite-to-satellite refueling operation in high Earth orbit: Report</w:t>
+        <w:t>8. China conducts satellite-to-satellite refueling operation in high Earth orbit: Report</w:t>
       </w:r>
     </w:p>
     <w:p>
@@ -595,7 +706,7 @@
         <w:spacing w:after="80"/>
         <w:jc w:val="left"/>
       </w:pPr>
-      <w:hyperlink r:id="rId21">
+      <w:hyperlink r:id="rId24">
         <w:r>
           <w:rPr>
             <w:color w:val="0000FF"/>
@@ -604,6 +715,46 @@
           <w:t>Read more</w:t>
         </w:r>
       </w:hyperlink>
+    </w:p>
+    <w:p>
+      <w:pPr>
+        <w:spacing w:after="120"/>
+        <w:jc w:val="center"/>
+      </w:pPr>
+      <w:r>
+        <w:drawing>
+          <wp:inline xmlns:a="http://schemas.openxmlformats.org/drawingml/2006/main" xmlns:pic="http://schemas.openxmlformats.org/drawingml/2006/picture">
+            <wp:extent cx="4389120" cy="2470912"/>
+            <wp:docPr id="8" name="Picture 8"/>
+            <wp:cNvGraphicFramePr>
+              <a:graphicFrameLocks noChangeAspect="1"/>
+            </wp:cNvGraphicFramePr>
+            <a:graphic>
+              <a:graphicData uri="http://schemas.openxmlformats.org/drawingml/2006/picture">
+                <pic:pic>
+                  <pic:nvPicPr>
+                    <pic:cNvPr id="0" name="image.png"/>
+                    <pic:cNvPicPr/>
+                  </pic:nvPicPr>
+                  <pic:blipFill>
+                    <a:blip r:embed="rId25"/>
+                    <a:stretch>
+                      <a:fillRect/>
+                    </a:stretch>
+                  </pic:blipFill>
+                  <pic:spPr>
+                    <a:xfrm>
+                      <a:off x="0" y="0"/>
+                      <a:ext cx="4389120" cy="2470912"/>
+                    </a:xfrm>
+                    <a:prstGeom prst="rect"/>
+                  </pic:spPr>
+                </pic:pic>
+              </a:graphicData>
+            </a:graphic>
+          </wp:inline>
+        </w:drawing>
+      </w:r>
     </w:p>
     <w:p>
       <w:pPr>
@@ -616,55 +767,6 @@
           <w:sz w:val="24"/>
         </w:rPr>
         <w:t>China has successfully refuelled one of its BeiDou satellites in high orbit, according to reports. The operation - occurred in February this year, but for whatever reason - has only just been submitted for peer review with the Chinese Journal of Deep Space Exploration. In case you are unaware, these satellites are China's answer to the US Global Positioning System (GPS). They are vital for positioning, navigation, and timing for things like smartphone maps, military drones, and missile guidance on Earth. The operation involved the transfer of room-temperature propellant from one "tanker satellite" to a BeiDou satellite. If true, this means the nation is now capable of continuing to extend the lifespan of valuable spacecraft in space. Satellites like the BeiDou are launched with a finite amount of propellant. This is needed for things like orbit corrections, station-keeping, attitude control, and collision avoidance. Eventually, the spacecraft can still have perfectly functional electronics, solar panels, and atomic clocks, but if it runs too low on propellant, it becomes increasingly difficult to operate. Under normal circumstances, you would need to replace it with another satellite once the propellant is exhausted. Mid-orbit refuelling is now a thing However, the ability to top up propellant in orbit could rewrite the rules. It is also an impressive feat. The servicing spacecraft has to find and approach a target travelling at kilometres per second, and match its orbit extremely precisely. Once there, it needs to get within centimetres or millimetres without smashing into it. It then needs to mechanically connect (or otherwise create a fluid connection) and transfer fuel in microgravity without leaks, bubbles, contamination or destabilising either spacecraft. All this with spacecraft operating in medium Earth orbit and geosynchronous-type orbits. So the servicing mission would have been operating thousands or tens of thousands of kilometres above Earth. That makes communications, navigation, orbital rendezvous, and mission logistics substantially harder. As for the propellant itself, this was likely some form of storable chemical rather than cryogenic fuel such as liquid hydrogen or liquid oxygen. Storable propellants can remain liquid for years without refrigeration. That's why they're common for satellite thrusters. From an engineering perspective, they are much easier to transfer than cryogenic propellants. Cryogenic fuel is a completely different beast. It boils away, has to be kept incredibly cold, creates complicated pressure and thermal-management problems, and behaves strangely in microgravity. Should other nations be worried? While spacecraft-to-spacecraft cryogenic refuelling is yet to be achieved, the ability to refuel storable chemical propellant is still a game-changer. It now means China can extend the usable life of satellites like BeiDou, with each refuelling satellite likely able to service multiple satellites in one trip. That translates to significant savings in satellite servicing, eliminating the need to develop and launch replacements. Other than the refuelling/servicing satellite(s), of course. Very interesting, but there is another interesting angle here too. The capability to safely approach, dock with, and interact with another satellite in orbit has other implications too.</w:t>
-      </w:r>
-    </w:p>
-    <w:p>
-      <w:pPr>
-        <w:pBdr>
-          <w:bottom w:val="single" w:sz="6" w:space="6" w:color="A6A6A6"/>
-        </w:pBdr>
-      </w:pPr>
-    </w:p>
-    <w:p/>
-    <w:p>
-      <w:pPr>
-        <w:spacing w:after="60"/>
-      </w:pPr>
-      <w:r>
-        <w:rPr>
-          <w:rFonts w:ascii="Times New Roman" w:hAnsi="Times New Roman"/>
-          <w:b/>
-          <w:sz w:val="26"/>
-        </w:rPr>
-        <w:t>10. Hypersonic glide vehicles vs cruise missiles: How the weapons differ</w:t>
-      </w:r>
-    </w:p>
-    <w:p>
-      <w:pPr>
-        <w:spacing w:after="80"/>
-        <w:jc w:val="left"/>
-      </w:pPr>
-      <w:hyperlink r:id="rId22">
-        <w:r>
-          <w:rPr>
-            <w:color w:val="0000FF"/>
-            <w:u w:val="single"/>
-          </w:rPr>
-          <w:t>Read more</w:t>
-        </w:r>
-      </w:hyperlink>
-    </w:p>
-    <w:p>
-      <w:pPr>
-        <w:spacing w:after="120" w:line="276" w:lineRule="auto"/>
-        <w:jc w:val="both"/>
-      </w:pPr>
-      <w:r>
-        <w:rPr>
-          <w:rFonts w:ascii="Times New Roman" w:hAnsi="Times New Roman"/>
-          <w:sz w:val="24"/>
-        </w:rPr>
-        <w:t>Hypersonic weapons are designed to travel at speeds of Mach 5 or higher, or at least five times the speed of sound. But not all hypersonic weapons fly the same way. Two major types, hypersonic glide vehicles (HGVs) and hypersonic cruise missiles (HCMs), use different propulsion systems and flight paths to reach their targets. The key difference is that an HGV is accelerated by a rocket before gliding toward its target, while an HCM uses an air-breathing engine to sustain hypersonic flight. Both can maneuver during flight, making their trajectories more difficult to predict and complicating missile defense. What is a hypersonic glide vehicle? A hypersonic glide vehicle is an aircraft-like body that a rocket booster carries to high speed. Once the booster accelerates and releases it, the vehicle glides through the atmosphere toward its target without relying on a powered engine for sustained flight. Unlike a conventional ballistic missile, which follows a relatively predictable arcing trajectory, an HGV generates aerodynamic lift and can maneuver during its descent. This allows it to change direction and potentially complicate an adversary's efforts to track its position and predict its destination. HGVs generally travel at high altitudes, where the thinner atmosphere reduces aerodynamic drag. However, their extreme speeds still produce intense heating, requiring specialized materials and guidance systems. China's DF-17 is a prominent example of a missile system designed to carry a hypersonic glide vehicle. Russia's Avangard is another example, using an intercontinental ballistic missile to deliver a strategic glide vehicle designed for nuclear delivery. What is a hypersonic cruise missile? A hypersonic cruise missile differs in that it uses an engine to generate thrust throughout its powered cruise phase. Many designs rely on a scramjet, or supersonic combustion ramjet, which uses the missile's forward motion to compress incoming air before mixing it with fuel and igniting it. Unlike conventional jet engines, scramjets do not use rotating compressor blades. Air flows through the engine at supersonic speeds, and combustion takes place while the airflow remains supersonic. Because scramjets cannot operate efficiently from a standstill, a rocket booster or another propulsion system must first accelerate the missile to the required speed. The air-breathing engine then takes over and provides sustained propulsion. The US Air Force's Hypersonic Attack Cruise Missile (HACM) is an example of a program developing an air-breathing hypersonic weapon. The Boeing X-51A Waverider, meanwhile, demonstrated scramjet-powered hypersonic flight but was an experimental demonstrator rather than an operational missile.</w:t>
       </w:r>
     </w:p>
     <w:sectPr>
